--- a/STR_TYT_wersja_2.docx
+++ b/STR_TYT_wersja_2.docx
@@ -111,6 +111,9 @@
     </w:p>
     <w:p>
       <w:pPr>
+        <w:pBdr>
+          <w:bottom w:val="single" w:sz="4" w:space="20" w:color="1E4620"/>
+        </w:pBdr>
         <w:spacing w:after="320"/>
         <w:jc w:val="center"/>
       </w:pPr>
@@ -126,41 +129,41 @@
     </w:p>
     <w:p>
       <w:pPr>
+        <w:spacing w:after="400"/>
+        <w:jc w:val="center"/>
+      </w:pPr>
+    </w:p>
+    <w:p>
+      <w:pPr>
+        <w:spacing w:after="200"/>
+        <w:jc w:val="center"/>
+      </w:pPr>
+      <w:r>
+        <w:rPr>
+          <w:rFonts w:ascii="Times New Roman" w:hAnsi="Times New Roman"/>
+          <w:color w:val="1A1A1A"/>
+        </w:rPr>
+        <w:t>wg stanu na {STAN_NA}</w:t>
+      </w:r>
+    </w:p>
+    <w:p>
+      <w:pPr>
+        <w:spacing w:after="200"/>
+        <w:jc w:val="center"/>
+      </w:pPr>
+      <w:r>
+        <w:rPr>
+          <w:rFonts w:ascii="Times New Roman" w:hAnsi="Times New Roman"/>
+          <w:color w:val="1A1A1A"/>
+        </w:rPr>
+        <w:t>na okres {OKRES}</w:t>
+      </w:r>
+    </w:p>
+    <w:p>
+      <w:pPr>
         <w:pBdr>
-          <w:bottom w:val="double" w:sz="6" w:space="1" w:color="1A1A1A"/>
+          <w:bottom w:val="single" w:sz="4" w:space="20" w:color="1E4620"/>
         </w:pBdr>
-        <w:spacing w:after="400"/>
-        <w:jc w:val="center"/>
-      </w:pPr>
-    </w:p>
-    <w:p>
-      <w:pPr>
-        <w:spacing w:after="200"/>
-        <w:jc w:val="center"/>
-      </w:pPr>
-      <w:r>
-        <w:rPr>
-          <w:rFonts w:ascii="Times New Roman" w:hAnsi="Times New Roman"/>
-          <w:color w:val="1A1A1A"/>
-        </w:rPr>
-        <w:t>wg stanu na {STAN_NA}</w:t>
-      </w:r>
-    </w:p>
-    <w:p>
-      <w:pPr>
-        <w:spacing w:after="200"/>
-        <w:jc w:val="center"/>
-      </w:pPr>
-      <w:r>
-        <w:rPr>
-          <w:rFonts w:ascii="Times New Roman" w:hAnsi="Times New Roman"/>
-          <w:color w:val="1A1A1A"/>
-        </w:rPr>
-        <w:t>na okres {OKRES}</w:t>
-      </w:r>
-    </w:p>
-    <w:p>
-      <w:pPr>
         <w:spacing w:before="120"/>
         <w:jc w:val="center"/>
       </w:pPr>
@@ -175,9 +178,6 @@
     </w:p>
     <w:p>
       <w:pPr>
-        <w:pBdr>
-          <w:bottom w:val="double" w:sz="6" w:space="1" w:color="1A1A1A"/>
-        </w:pBdr>
         <w:spacing w:before="480" w:after="400"/>
         <w:jc w:val="center"/>
       </w:pPr>

--- a/STR_TYT_wersja_2.docx
+++ b/STR_TYT_wersja_2.docx
@@ -11,7 +11,8 @@
           <w:b/>
           <w:color w:val="1A1A1A"/>
           <w:spacing w:val="28"/>
-          <w:sz w:val="44"/>
+          <w:sz w:val="32"/>
+          <w:szCs w:val="18"/>
         </w:rPr>
       </w:pPr>
       <w:r>
@@ -21,38 +22,9 @@
           <w:color w:val="1A1A1A"/>
           <w:spacing w:val="28"/>
           <w:sz w:val="44"/>
-        </w:rPr>
-        <w:t>UPROSZCZONY PLAN URZĄDZ</w:t>
-      </w:r>
-      <w:r>
-        <w:rPr>
-          <w:rFonts w:ascii="Times New Roman" w:hAnsi="Times New Roman"/>
-          <w:b/>
-          <w:color w:val="1A1A1A"/>
-          <w:spacing w:val="28"/>
-          <w:sz w:val="44"/>
-        </w:rPr>
-        <w:t>E</w:t>
-      </w:r>
-      <w:r>
-        <w:rPr>
-          <w:rFonts w:ascii="Times New Roman" w:hAnsi="Times New Roman"/>
-          <w:b/>
-          <w:color w:val="1A1A1A"/>
-          <w:spacing w:val="28"/>
-          <w:sz w:val="44"/>
-        </w:rPr>
-        <w:t>NIA LAS</w:t>
-      </w:r>
-      <w:r>
-        <w:rPr>
-          <w:rFonts w:ascii="Times New Roman" w:hAnsi="Times New Roman"/>
-          <w:b/>
-          <w:color w:val="1A1A1A"/>
-          <w:spacing w:val="28"/>
-          <w:sz w:val="44"/>
-        </w:rPr>
-        <w:t>U</w:t>
+          <w:szCs w:val="18"/>
+        </w:rPr>
+        <w:t>UPROSZCZONY PLAN URZĄDZENIA LASU</w:t>
       </w:r>
     </w:p>
     <w:p>
@@ -67,21 +39,18 @@
           <w:color w:val="1A1A1A"/>
           <w:sz w:val="25"/>
         </w:rPr>
-        <w:t xml:space="preserve">dla lasów </w:t>
-      </w:r>
-      <w:r>
+        <w:t>dla lasów nie stanowiących własności Skarbu Państwa</w:t>
+      </w:r>
+    </w:p>
+    <w:p>
+      <w:pPr>
+        <w:jc w:val="center"/>
         <w:rPr>
           <w:rFonts w:ascii="Times New Roman" w:hAnsi="Times New Roman"/>
           <w:i/>
           <w:color w:val="1A1A1A"/>
           <w:sz w:val="25"/>
         </w:rPr>
-        <w:t>nie stanowiących własności Skarbu Państwa</w:t>
-      </w:r>
-    </w:p>
-    <w:p>
-      <w:pPr>
-        <w:jc w:val="center"/>
       </w:pPr>
       <w:r>
         <w:rPr>
@@ -95,10 +64,13 @@
     </w:p>
     <w:p>
       <w:pPr>
+        <w:jc w:val="center"/>
+      </w:pPr>
+    </w:p>
+    <w:p>
+      <w:pPr>
         <w:spacing w:before="360" w:after="120"/>
         <w:jc w:val="center"/>
-      </w:pPr>
-      <w:r>
         <w:rPr>
           <w:rFonts w:ascii="Times New Roman" w:hAnsi="Times New Roman"/>
           <w:b/>
@@ -106,8 +78,24 @@
           <w:spacing w:val="24"/>
           <w:sz w:val="62"/>
         </w:rPr>
+      </w:pPr>
+      <w:r>
+        <w:rPr>
+          <w:rFonts w:ascii="Times New Roman" w:hAnsi="Times New Roman"/>
+          <w:b/>
+          <w:color w:val="1A1A1A"/>
+          <w:spacing w:val="24"/>
+          <w:sz w:val="72"/>
+          <w:szCs w:val="28"/>
+        </w:rPr>
         <w:t>NAZWA WSI</w:t>
       </w:r>
+    </w:p>
+    <w:p>
+      <w:pPr>
+        <w:spacing w:before="360" w:after="120"/>
+        <w:jc w:val="center"/>
+      </w:pPr>
     </w:p>
     <w:p>
       <w:pPr>
@@ -240,7 +228,7 @@
             <v:path o:extrusionok="f" gradientshapeok="t" o:connecttype="rect"/>
             <o:lock v:ext="edit" aspectratio="t"/>
           </v:shapetype>
-          <v:shape id="_x0000_i1027" type="#_x0000_t75" style="width:95.25pt;height:35.25pt" filled="t">
+          <v:shape id="_x0000_i1025" type="#_x0000_t75" style="width:95.25pt;height:35.25pt" filled="t">
             <v:fill color2="black"/>
             <v:imagedata r:id="rId6" o:title=""/>
           </v:shape>
